--- a/pr-preview/pr-41/chapters/functional-programming-tracked-changes.docx
+++ b/pr-preview/pr-41/chapters/functional-programming-tracked-changes.docx
@@ -34,7 +34,7 @@
       </w:pPr>
       <w:ins w:id="2" w:author="PR Preview" w:date="2026-01-01T00:00:00Z">
         <w:r>
-          <w:t xml:space="preserve">Last modified: 2026-10-29 13:56:30 (PDT)</w:t>
+          <w:t xml:space="preserve">Last modified: 2026-10-29 14:08:21 (PDT)</w:t>
         </w:r>
       </w:ins>
     </w:p>
@@ -12293,7 +12293,7 @@
       </w:ins>
       <w:ins w:id="633" w:author="PR Preview" w:date="2026-01-01T00:00:00Z">
         <w:r>
-          <w:t xml:space="preserve">(Aniva and Mohamed, n.d.)</w:t>
+          <w:t xml:space="preserve">(Aniva and Mohamed 2025)</w:t>
         </w:r>
       </w:ins>
       <w:ins w:id="634" w:author="PR Preview" w:date="2026-01-01T00:00:00Z">
@@ -12314,7 +12314,7 @@
       </w:r>
     </w:p>
     <w:bookmarkStart w:id="82" w:name="refs"/>
-    <w:bookmarkStart w:id="68" w:name="ref-aniva2026cs99"/>
+    <w:bookmarkStart w:id="68" w:name="ref-aniva2025cs99"/>
     <w:p>
       <w:pPr>
         <w:pStyle w:val="Bibliography"/>
@@ -12406,7 +12406,7 @@
       </w:pPr>
       <w:ins w:id="646" w:author="PR Preview" w:date="2026-01-01T00:00:00Z">
         <w:r>
-          <w:t xml:space="preserve">Aniva, Leni, and Abdalrhman Mohamed. n.d.</w:t>
+          <w:t xml:space="preserve">Aniva, Leni, and Abdalrhman Mohamed. 2025.</w:t>
         </w:r>
       </w:ins>
       <w:ins w:id="647" w:author="PR Preview" w:date="2026-01-01T00:00:00Z">
